--- a/a7/packages/A7 Unit 5 - Multi-Step Proportional Relationships/Handouts/A7 Unit 5 Multi-Step Proportional Relationships - Reference Sheet.docx
+++ b/a7/packages/A7 Unit 5 - Multi-Step Proportional Relationships/Handouts/A7 Unit 5 Multi-Step Proportional Relationships - Reference Sheet.docx
@@ -182,7 +182,7 @@
           <w:color w:val="6B6B6B"/>
           <w:sz w:val="19"/>
         </w:rPr>
-        <w:t>The conversion ratios on this page are printed exactly as the FAST Grade 7 reference sheet prints them, and the test gives you that sheet — every conversion item prints the ratio it needs. The rules around them are the unit's own, and they are tested from memory.</w:t>
+        <w:t>The conversion ratios on this page are printed exactly as the FAST reference sheet prints them (the grade 7 and grade 8 sheets carry the same lines), and the FAST gives you that sheet. On this unit's test you will not have it — every conversion item prints the ratio it needs. The rules around the ratios are the unit's own, and they are tested from memory.</w:t>
       </w:r>
     </w:p>
     <w:p>
@@ -869,7 +869,7 @@
           <w:color w:val="1A1A1A"/>
           <w:sz w:val="22"/>
         </w:rPr>
-        <w:t xml:space="preserve">  A room 2 in by 3 in at 1 in : 4 ft is 8 ft by 12 ft, 96 ft</w:t>
+        <w:t xml:space="preserve">  A room 1.5 in by 2 in at 1 in : 6 ft is 9 ft by 12 ft, 108 ft</w:t>
       </w:r>
       <w:r>
         <w:rPr>
@@ -888,7 +888,7 @@
           <w:color w:val="1A1A1A"/>
           <w:sz w:val="22"/>
         </w:rPr>
-        <w:t xml:space="preserve"> — never 6 in</w:t>
+        <w:t xml:space="preserve"> — never 3 in</w:t>
       </w:r>
       <w:r>
         <w:rPr>
@@ -907,7 +907,7 @@
           <w:color w:val="1A1A1A"/>
           <w:sz w:val="22"/>
         </w:rPr>
-        <w:t xml:space="preserve"> × 4. The rate is used twice for an area, which is k</w:t>
+        <w:t xml:space="preserve"> × 6. The rate is used twice for an area, which is k</w:t>
       </w:r>
       <w:r>
         <w:rPr>
@@ -926,7 +926,7 @@
           <w:color w:val="1A1A1A"/>
           <w:sz w:val="22"/>
         </w:rPr>
-        <w:t xml:space="preserve"> again.</w:t>
+        <w:t xml:space="preserve"> again. (With one unit, 1 in : 6 ft is 1 : 72, and 72 is the scale factor.)</w:t>
       </w:r>
     </w:p>
     <w:p>
@@ -959,7 +959,7 @@
           <w:color w:val="6B6B6B"/>
           <w:sz w:val="19"/>
         </w:rPr>
-        <w:t>Lessons 6–9 · never memorised, always printed</w:t>
+        <w:t>Lessons 6–9 · never memorized, always printed</w:t>
       </w:r>
     </w:p>
     <w:tbl>
@@ -1684,7 +1684,7 @@
                 <w:color w:val="1A1A1A"/>
                 <w:sz w:val="20"/>
               </w:rPr>
-              <w:t>1 m = 100 cm · 1 km = 1,000 m</w:t>
+              <w:t>1 m = 100 cm · 1 m = 1,000 mm · 1 km = 1,000 m</w:t>
             </w:r>
           </w:p>
         </w:tc>
@@ -1782,7 +1782,7 @@
                 <w:color w:val="1A1A1A"/>
                 <w:sz w:val="20"/>
               </w:rPr>
-              <w:t>1 L = 1,000 mL · 1 kg = 1,000 g</w:t>
+              <w:t>1 L = 1,000 mL · 1 kg = 1,000 g · 1 g = 1,000 mg</w:t>
             </w:r>
           </w:p>
         </w:tc>
@@ -1841,7 +1841,7 @@
           <w:color w:val="1A1A1A"/>
           <w:sz w:val="22"/>
         </w:rPr>
-        <w:t xml:space="preserve">  A centimetre is shorter than an inch, so 50 cm is fewer than 50 inches: 19.5, never 127. The estimate is what catches the ratio the wrong way round.</w:t>
+        <w:t xml:space="preserve">  A centimeter is shorter than an inch, so 50 cm is fewer than 50 inches: 19.5, never 127. The estimate is what catches the ratio the wrong way round.</w:t>
       </w:r>
     </w:p>
     <w:p>
@@ -1887,7 +1887,7 @@
           <w:color w:val="1A1A1A"/>
           <w:sz w:val="22"/>
         </w:rPr>
-        <w:t xml:space="preserve">  Yards to centimetres goes through feet and inches. Fluid ounces to litres go through cups (8 fl oz = 1 c, 1 c = 0.24 L) — there is no fluid-ounce-to-millilitre line on the sheet. An ounce (weight) and a fluid ounce (volume) are two different units.</w:t>
+        <w:t xml:space="preserve">  Yards to centimeters goes through feet and inches. Fluid ounces to liters go through cups (8 fl oz = 1 c, 1 c = 0.24 L) — there is no fluid-ounce-to-milliliter line on the sheet. An ounce (weight) and a fluid ounce (volume) are two different units.</w:t>
       </w:r>
     </w:p>
     <w:p>
@@ -2541,6 +2541,7 @@
           </w:tcPr>
           <w:p>
             <w:pPr>
+              <w:keepNext/>
               <w:spacing w:after="0"/>
             </w:pPr>
             <w:r>
@@ -2610,6 +2611,7 @@
           </w:tcPr>
           <w:p>
             <w:pPr>
+              <w:keepNext/>
               <w:spacing w:after="0"/>
             </w:pPr>
             <w:r>
@@ -2660,6 +2662,7 @@
           </w:tcPr>
           <w:p>
             <w:pPr>
+              <w:keepNext/>
               <w:spacing w:after="0"/>
             </w:pPr>
             <w:r>
@@ -2708,6 +2711,199 @@
                 <w:sz w:val="21"/>
               </w:rPr>
               <w:t>, not 100</w:t>
+            </w:r>
+          </w:p>
+        </w:tc>
+      </w:tr>
+      <w:tr>
+        <w:trPr>
+          <w:cantSplit/>
+        </w:trPr>
+        <w:tc>
+          <w:tcPr>
+            <w:tcW w:type="dxa" w:w="2200"/>
+            <w:tcMar>
+              <w:top w:w="60" w:type="dxa"/>
+              <w:left w:w="100" w:type="dxa"/>
+              <w:bottom w:w="60" w:type="dxa"/>
+              <w:right w:w="100" w:type="dxa"/>
+            </w:tcMar>
+            <w:tcBorders>
+              <w:top w:val="single" w:sz="6" w:color="1A1A1A"/>
+              <w:left w:val="single" w:sz="6" w:color="1A1A1A"/>
+              <w:bottom w:val="single" w:sz="6" w:color="1A1A1A"/>
+              <w:right w:val="single" w:sz="6" w:color="1A1A1A"/>
+            </w:tcBorders>
+          </w:tcPr>
+          <w:p>
+            <w:pPr>
+              <w:spacing w:after="0"/>
+            </w:pPr>
+            <w:r>
+              <w:rPr>
+                <w:b w:val="0"/>
+                <w:i w:val="0"/>
+                <w:color w:val="1A1A1A"/>
+                <w:sz w:val="21"/>
+              </w:rPr>
+              <w:t>area (ft</w:t>
+            </w:r>
+            <w:r>
+              <w:rPr>
+                <w:b w:val="0"/>
+                <w:i w:val="0"/>
+                <w:color w:val="1A1A1A"/>
+                <w:sz w:val="21"/>
+                <w:vertAlign w:val="superscript"/>
+              </w:rPr>
+              <w:t>2</w:t>
+            </w:r>
+            <w:r>
+              <w:rPr>
+                <w:b w:val="0"/>
+                <w:i w:val="0"/>
+                <w:color w:val="1A1A1A"/>
+                <w:sz w:val="21"/>
+              </w:rPr>
+              <w:t xml:space="preserve"> → m</w:t>
+            </w:r>
+            <w:r>
+              <w:rPr>
+                <w:b w:val="0"/>
+                <w:i w:val="0"/>
+                <w:color w:val="1A1A1A"/>
+                <w:sz w:val="21"/>
+                <w:vertAlign w:val="superscript"/>
+              </w:rPr>
+              <w:t>2</w:t>
+            </w:r>
+            <w:r>
+              <w:rPr>
+                <w:b w:val="0"/>
+                <w:i w:val="0"/>
+                <w:color w:val="1A1A1A"/>
+                <w:sz w:val="21"/>
+              </w:rPr>
+              <w:t>)</w:t>
+            </w:r>
+          </w:p>
+        </w:tc>
+        <w:tc>
+          <w:tcPr>
+            <w:tcW w:type="dxa" w:w="3300"/>
+            <w:tcMar>
+              <w:top w:w="60" w:type="dxa"/>
+              <w:left w:w="100" w:type="dxa"/>
+              <w:bottom w:w="60" w:type="dxa"/>
+              <w:right w:w="100" w:type="dxa"/>
+            </w:tcMar>
+            <w:tcBorders>
+              <w:top w:val="single" w:sz="6" w:color="1A1A1A"/>
+              <w:left w:val="single" w:sz="6" w:color="1A1A1A"/>
+              <w:bottom w:val="single" w:sz="6" w:color="1A1A1A"/>
+              <w:right w:val="single" w:sz="6" w:color="1A1A1A"/>
+            </w:tcBorders>
+          </w:tcPr>
+          <w:p>
+            <w:pPr>
+              <w:spacing w:after="0"/>
+            </w:pPr>
+            <w:r>
+              <w:rPr>
+                <w:b w:val="0"/>
+                <w:i w:val="0"/>
+                <w:color w:val="1A1A1A"/>
+                <w:sz w:val="21"/>
+              </w:rPr>
+              <w:t>twice: 0.305</w:t>
+            </w:r>
+            <w:r>
+              <w:rPr>
+                <w:b w:val="0"/>
+                <w:i w:val="0"/>
+                <w:color w:val="1A1A1A"/>
+                <w:sz w:val="21"/>
+                <w:vertAlign w:val="superscript"/>
+              </w:rPr>
+              <w:t>2</w:t>
+            </w:r>
+            <w:r>
+              <w:rPr>
+                <w:b w:val="0"/>
+                <w:i w:val="0"/>
+                <w:color w:val="1A1A1A"/>
+                <w:sz w:val="21"/>
+              </w:rPr>
+              <w:t xml:space="preserve"> = 0.093</w:t>
+            </w:r>
+          </w:p>
+        </w:tc>
+        <w:tc>
+          <w:tcPr>
+            <w:tcW w:type="dxa" w:w="3760"/>
+            <w:tcMar>
+              <w:top w:w="60" w:type="dxa"/>
+              <w:left w:w="100" w:type="dxa"/>
+              <w:bottom w:w="60" w:type="dxa"/>
+              <w:right w:w="100" w:type="dxa"/>
+            </w:tcMar>
+            <w:tcBorders>
+              <w:top w:val="single" w:sz="6" w:color="1A1A1A"/>
+              <w:left w:val="single" w:sz="6" w:color="1A1A1A"/>
+              <w:bottom w:val="single" w:sz="6" w:color="1A1A1A"/>
+              <w:right w:val="single" w:sz="6" w:color="1A1A1A"/>
+            </w:tcBorders>
+          </w:tcPr>
+          <w:p>
+            <w:pPr>
+              <w:spacing w:after="0"/>
+            </w:pPr>
+            <w:r>
+              <w:rPr>
+                <w:b w:val="0"/>
+                <w:i w:val="0"/>
+                <w:color w:val="1A1A1A"/>
+                <w:sz w:val="21"/>
+              </w:rPr>
+              <w:t>20 ft</w:t>
+            </w:r>
+            <w:r>
+              <w:rPr>
+                <w:b w:val="0"/>
+                <w:i w:val="0"/>
+                <w:color w:val="1A1A1A"/>
+                <w:sz w:val="21"/>
+                <w:vertAlign w:val="superscript"/>
+              </w:rPr>
+              <w:t>2</w:t>
+            </w:r>
+            <w:r>
+              <w:rPr>
+                <w:b w:val="0"/>
+                <w:i w:val="0"/>
+                <w:color w:val="1A1A1A"/>
+                <w:sz w:val="21"/>
+              </w:rPr>
+              <w:t xml:space="preserve"> = 1.86 m</w:t>
+            </w:r>
+            <w:r>
+              <w:rPr>
+                <w:b w:val="0"/>
+                <w:i w:val="0"/>
+                <w:color w:val="1A1A1A"/>
+                <w:sz w:val="21"/>
+                <w:vertAlign w:val="superscript"/>
+              </w:rPr>
+              <w:t>2</w:t>
+            </w:r>
+            <w:r>
+              <w:rPr>
+                <w:b w:val="0"/>
+                <w:i w:val="0"/>
+                <w:color w:val="1A1A1A"/>
+                <w:sz w:val="21"/>
+              </w:rPr>
+              <w:t xml:space="preserve"> — the sheet's length ratio, squared</w:t>
             </w:r>
           </w:p>
         </w:tc>
@@ -2799,7 +2995,7 @@
           <w:color w:val="1A1A1A"/>
           <w:sz w:val="22"/>
         </w:rPr>
-        <w:t xml:space="preserve">  23 mi per gallon × 17.5 gal = 402.5 mi per tank; 1,207 mi ÷ 402.5 = 2.998, so 3 tanks. A part of a tank is still a tank you have to buy.</w:t>
+        <w:t xml:space="preserve">  23 mi per gallon × 17.5 gal = 402.5 mi per tank; 1,207 mi ÷ 402.5 = 2.998, so 3 tanks. A part of a tank is still a tank the trip uses — the paper says so when it asks.</w:t>
       </w:r>
     </w:p>
     <w:p>
@@ -3030,7 +3226,7 @@
           <w:color w:val="1A1A1A"/>
           <w:sz w:val="22"/>
         </w:rPr>
-        <w:t xml:space="preserve">   —   the inch–mile–pound–gallon system; the centimetre–kilometre–kilogram–litre system</w:t>
+        <w:t xml:space="preserve">   —   the inch–mile–pound–gallon system; the centimeter–kilometer–kilogram–liter system</w:t>
       </w:r>
     </w:p>
     <w:p>

--- a/a7/packages/A7 Unit 5 - Multi-Step Proportional Relationships/Handouts/A7 Unit 5 Multi-Step Proportional Relationships - Reference Sheet.docx
+++ b/a7/packages/A7 Unit 5 - Multi-Step Proportional Relationships/Handouts/A7 Unit 5 Multi-Step Proportional Relationships - Reference Sheet.docx
@@ -3097,7 +3097,7 @@
           <w:color w:val="0B5394"/>
           <w:sz w:val="22"/>
         </w:rPr>
-        <w:t>scale factor (k)</w:t>
+        <w:t>scale factor ($k$)</w:t>
       </w:r>
       <w:r>
         <w:rPr>
@@ -3178,7 +3178,50 @@
           <w:color w:val="1A1A1A"/>
           <w:sz w:val="22"/>
         </w:rPr>
-        <w:t xml:space="preserve">   —   a ratio such as ¼ in : 1 ft — a drawing length and the real length it stands for; read it per 1 unit of drawing</w:t>
+        <w:t xml:space="preserve">   —   a ratio such as </w:t>
+      </w:r>
+      <w:r>
+        <w:drawing>
+          <wp:inline xmlns:a="http://schemas.openxmlformats.org/drawingml/2006/main" xmlns:pic="http://schemas.openxmlformats.org/drawingml/2006/picture">
+            <wp:extent cx="521207" cy="213360"/>
+            <wp:docPr id="1" name="Picture 1"/>
+            <wp:cNvGraphicFramePr>
+              <a:graphicFrameLocks noChangeAspect="1"/>
+            </wp:cNvGraphicFramePr>
+            <a:graphic>
+              <a:graphicData uri="http://schemas.openxmlformats.org/drawingml/2006/picture">
+                <pic:pic>
+                  <pic:nvPicPr>
+                    <pic:cNvPr id="0" name="e8465da90a0af75d.png"/>
+                    <pic:cNvPicPr/>
+                  </pic:nvPicPr>
+                  <pic:blipFill>
+                    <a:blip r:embed="rId9"/>
+                    <a:stretch>
+                      <a:fillRect/>
+                    </a:stretch>
+                  </pic:blipFill>
+                  <pic:spPr>
+                    <a:xfrm>
+                      <a:off x="0" y="0"/>
+                      <a:ext cx="521207" cy="213360"/>
+                    </a:xfrm>
+                    <a:prstGeom prst="rect"/>
+                  </pic:spPr>
+                </pic:pic>
+              </a:graphicData>
+            </a:graphic>
+          </wp:inline>
+        </w:drawing>
+      </w:r>
+      <w:r>
+        <w:rPr>
+          <w:b w:val="0"/>
+          <w:i w:val="0"/>
+          <w:color w:val="1A1A1A"/>
+          <w:sz w:val="22"/>
+        </w:rPr>
+        <w:t xml:space="preserve"> — a drawing length and the real length it stands for; read it per 1 unit of drawing</w:t>
       </w:r>
     </w:p>
     <w:p>
@@ -3202,7 +3245,50 @@
           <w:color w:val="1A1A1A"/>
           <w:sz w:val="22"/>
         </w:rPr>
-        <w:t xml:space="preserve">   —   a pair of equal measures, such as 1 in = 2.54 cm, written as a fraction that equals 1</w:t>
+        <w:t xml:space="preserve">   —   a pair of equal measures, such as </w:t>
+      </w:r>
+      <w:r>
+        <w:drawing>
+          <wp:inline xmlns:a="http://schemas.openxmlformats.org/drawingml/2006/main" xmlns:pic="http://schemas.openxmlformats.org/drawingml/2006/picture">
+            <wp:extent cx="880872" cy="118872"/>
+            <wp:docPr id="2" name="Picture 2"/>
+            <wp:cNvGraphicFramePr>
+              <a:graphicFrameLocks noChangeAspect="1"/>
+            </wp:cNvGraphicFramePr>
+            <a:graphic>
+              <a:graphicData uri="http://schemas.openxmlformats.org/drawingml/2006/picture">
+                <pic:pic>
+                  <pic:nvPicPr>
+                    <pic:cNvPr id="0" name="3f7b1ea0b6e117e9.png"/>
+                    <pic:cNvPicPr/>
+                  </pic:nvPicPr>
+                  <pic:blipFill>
+                    <a:blip r:embed="rId10"/>
+                    <a:stretch>
+                      <a:fillRect/>
+                    </a:stretch>
+                  </pic:blipFill>
+                  <pic:spPr>
+                    <a:xfrm>
+                      <a:off x="0" y="0"/>
+                      <a:ext cx="880872" cy="118872"/>
+                    </a:xfrm>
+                    <a:prstGeom prst="rect"/>
+                  </pic:spPr>
+                </pic:pic>
+              </a:graphicData>
+            </a:graphic>
+          </wp:inline>
+        </w:drawing>
+      </w:r>
+      <w:r>
+        <w:rPr>
+          <w:b w:val="0"/>
+          <w:i w:val="0"/>
+          <w:color w:val="1A1A1A"/>
+          <w:sz w:val="22"/>
+        </w:rPr>
+        <w:t>, written as a fraction that equals 1</w:t>
       </w:r>
     </w:p>
     <w:p>
@@ -3274,7 +3360,93 @@
           <w:color w:val="1A1A1A"/>
           <w:sz w:val="22"/>
         </w:rPr>
-        <w:t xml:space="preserve">   —   a volume (8 fl oz = 1 c); the ounce on a scale is a weight (16 oz = 1 lb) — two units that share a word</w:t>
+        <w:t xml:space="preserve">   —   a volume (</w:t>
+      </w:r>
+      <w:r>
+        <w:drawing>
+          <wp:inline xmlns:a="http://schemas.openxmlformats.org/drawingml/2006/main" xmlns:pic="http://schemas.openxmlformats.org/drawingml/2006/picture">
+            <wp:extent cx="722376" cy="118872"/>
+            <wp:docPr id="3" name="Picture 3"/>
+            <wp:cNvGraphicFramePr>
+              <a:graphicFrameLocks noChangeAspect="1"/>
+            </wp:cNvGraphicFramePr>
+            <a:graphic>
+              <a:graphicData uri="http://schemas.openxmlformats.org/drawingml/2006/picture">
+                <pic:pic>
+                  <pic:nvPicPr>
+                    <pic:cNvPr id="0" name="d672803bc32f3df0.png"/>
+                    <pic:cNvPicPr/>
+                  </pic:nvPicPr>
+                  <pic:blipFill>
+                    <a:blip r:embed="rId11"/>
+                    <a:stretch>
+                      <a:fillRect/>
+                    </a:stretch>
+                  </pic:blipFill>
+                  <pic:spPr>
+                    <a:xfrm>
+                      <a:off x="0" y="0"/>
+                      <a:ext cx="722376" cy="118872"/>
+                    </a:xfrm>
+                    <a:prstGeom prst="rect"/>
+                  </pic:spPr>
+                </pic:pic>
+              </a:graphicData>
+            </a:graphic>
+          </wp:inline>
+        </w:drawing>
+      </w:r>
+      <w:r>
+        <w:rPr>
+          <w:b w:val="0"/>
+          <w:i w:val="0"/>
+          <w:color w:val="1A1A1A"/>
+          <w:sz w:val="22"/>
+        </w:rPr>
+        <w:t>); the ounce on a scale is a weight (</w:t>
+      </w:r>
+      <w:r>
+        <w:drawing>
+          <wp:inline xmlns:a="http://schemas.openxmlformats.org/drawingml/2006/main" xmlns:pic="http://schemas.openxmlformats.org/drawingml/2006/picture">
+            <wp:extent cx="710184" cy="118872"/>
+            <wp:docPr id="4" name="Picture 4"/>
+            <wp:cNvGraphicFramePr>
+              <a:graphicFrameLocks noChangeAspect="1"/>
+            </wp:cNvGraphicFramePr>
+            <a:graphic>
+              <a:graphicData uri="http://schemas.openxmlformats.org/drawingml/2006/picture">
+                <pic:pic>
+                  <pic:nvPicPr>
+                    <pic:cNvPr id="0" name="e01db28ec6a64684.png"/>
+                    <pic:cNvPicPr/>
+                  </pic:nvPicPr>
+                  <pic:blipFill>
+                    <a:blip r:embed="rId12"/>
+                    <a:stretch>
+                      <a:fillRect/>
+                    </a:stretch>
+                  </pic:blipFill>
+                  <pic:spPr>
+                    <a:xfrm>
+                      <a:off x="0" y="0"/>
+                      <a:ext cx="710184" cy="118872"/>
+                    </a:xfrm>
+                    <a:prstGeom prst="rect"/>
+                  </pic:spPr>
+                </pic:pic>
+              </a:graphicData>
+            </a:graphic>
+          </wp:inline>
+        </w:drawing>
+      </w:r>
+      <w:r>
+        <w:rPr>
+          <w:b w:val="0"/>
+          <w:i w:val="0"/>
+          <w:color w:val="1A1A1A"/>
+          <w:sz w:val="22"/>
+        </w:rPr>
+        <w:t>) — two units that share a word</w:t>
       </w:r>
     </w:p>
     <w:p>

--- a/a7/packages/A7 Unit 5 - Multi-Step Proportional Relationships/Handouts/A7 Unit 5 Multi-Step Proportional Relationships - Reference Sheet.docx
+++ b/a7/packages/A7 Unit 5 - Multi-Step Proportional Relationships/Handouts/A7 Unit 5 Multi-Step Proportional Relationships - Reference Sheet.docx
@@ -3097,7 +3097,7 @@
           <w:color w:val="0B5394"/>
           <w:sz w:val="22"/>
         </w:rPr>
-        <w:t>scale factor ($k$)</w:t>
+        <w:t>scale factor (k)</w:t>
       </w:r>
       <w:r>
         <w:rPr>

--- a/a7/packages/A7 Unit 5 - Multi-Step Proportional Relationships/Handouts/A7 Unit 5 Multi-Step Proportional Relationships - Reference Sheet.docx
+++ b/a7/packages/A7 Unit 5 - Multi-Step Proportional Relationships/Handouts/A7 Unit 5 Multi-Step Proportional Relationships - Reference Sheet.docx
@@ -215,7 +215,7 @@
           <w:color w:val="6B6B6B"/>
           <w:sz w:val="19"/>
         </w:rPr>
-        <w:t>Lessons 1–4 · k is one number, and every length gets it</w:t>
+        <w:t>Lessons 5.01–5.04 · k is one number, and every length gets it</w:t>
       </w:r>
     </w:p>
     <w:p>
@@ -959,7 +959,7 @@
           <w:color w:val="6B6B6B"/>
           <w:sz w:val="19"/>
         </w:rPr>
-        <w:t>Lessons 6–9 · never memorized, always printed</w:t>
+        <w:t>Lessons 5.06–5.09 · never memorized, always printed</w:t>
       </w:r>
     </w:p>
     <w:tbl>
@@ -1920,7 +1920,7 @@
           <w:color w:val="6B6B6B"/>
           <w:sz w:val="19"/>
         </w:rPr>
-        <w:t>Lessons 7 and 9 · the ratio once, twice, three times</w:t>
+        <w:t>Lessons 5.07 and 9 · the ratio once, twice, three times</w:t>
       </w:r>
     </w:p>
     <w:tbl>
@@ -2972,7 +2972,7 @@
           <w:color w:val="6B6B6B"/>
           <w:sz w:val="19"/>
         </w:rPr>
-        <w:t>Lessons 10–11 · one rate, used again; same unit first</w:t>
+        <w:t>Lessons 5.10–5.11 · one rate, used again; same unit first</w:t>
       </w:r>
     </w:p>
     <w:p>
